--- a/downloads/documents/04 Units/Unit 06 - Food Systems and Production - From Farm to Table/Lesson 06.17 - Serve Eat Clean and Reflect.docx
+++ b/downloads/documents/04 Units/Unit 06 - Food Systems and Production - From Farm to Table/Lesson 06.17 - Serve Eat Clean and Reflect.docx
@@ -372,7 +372,7 @@
         <w:t xml:space="preserve"> </w:t>
       </w:r>
       <w:r>
-        <w:t xml:space="preserve">Tier 3 (FACS): place setting, cover, host, food cost, per serving, station check, compost. See the unit vocabulary list for Turkish, Portuguese, and Spanish.</w:t>
+        <w:t xml:space="preserve">Tier 3 (FACS): place setting, cover, host, food cost, per serving, station check, compost. See the unit vocabulary list for the Spanish column.</w:t>
       </w:r>
     </w:p>
     <w:p>
@@ -1283,7 +1283,7 @@
         <w:pStyle w:val="Compact"/>
       </w:pPr>
       <w:r>
-        <w:t xml:space="preserve">ELL: the place setting diagram is a picture with numbered pieces, no sentences needed; the four clean-up zone cards are pictures; the reflection has a sentence starter for each of the four questions in English, Turkish, Portuguese, and Spanish (printed on the back of the sheet and in</w:t>
+        <w:t xml:space="preserve">ELL: the place setting diagram is a picture with numbered pieces, no sentences needed; the four clean-up zone cards are pictures; the reflection has a sentence starter for each of the four questions in English and Spanish (printed on the back of the sheet and in</w:t>
       </w:r>
       <w:r>
         <w:t xml:space="preserve"> </w:t>
